--- a/Анализ предметной области/Анализ предметной области.docx
+++ b/Анализ предметной области/Анализ предметной области.docx
@@ -1,10 +1,10 @@
 
 <file path=word/document.xml><?xml version="1.0" encoding="utf-8"?>
-<w:document xmlns:wpc="http://schemas.microsoft.com/office/word/2010/wordprocessingCanvas" xmlns:cx="http://schemas.microsoft.com/office/drawing/2014/chartex" xmlns:cx1="http://schemas.microsoft.com/office/drawing/2015/9/8/chartex" xmlns:cx2="http://schemas.microsoft.com/office/drawing/2015/10/21/chartex" xmlns:cx3="http://schemas.microsoft.com/office/drawing/2016/5/9/chartex" xmlns:cx4="http://schemas.microsoft.com/office/drawing/2016/5/10/chartex" xmlns:cx5="http://schemas.microsoft.com/office/drawing/2016/5/11/chartex" xmlns:cx6="http://schemas.microsoft.com/office/drawing/2016/5/12/chartex" xmlns:cx7="http://schemas.microsoft.com/office/drawing/2016/5/13/chartex" xmlns:cx8="http://schemas.microsoft.com/office/drawing/2016/5/14/chartex" xmlns:mc="http://schemas.openxmlformats.org/markup-compatibility/2006" xmlns:aink="http://schemas.microsoft.com/office/drawing/2016/ink" xmlns:am3d="http://schemas.microsoft.com/office/drawing/2017/model3d" xmlns:o="urn:schemas-microsoft-com:office:office" xmlns:r="http://schemas.openxmlformats.org/officeDocument/2006/relationships" xmlns:m="http://schemas.openxmlformats.org/officeDocument/2006/math" xmlns:v="urn:schemas-microsoft-com:vml" xmlns:wp14="http://schemas.microsoft.com/office/word/2010/wordprocessingDrawing" xmlns:wp="http://schemas.openxmlformats.org/drawingml/2006/wordprocessingDrawing" xmlns:w10="urn:schemas-microsoft-com:office:word" xmlns:w="http://schemas.openxmlformats.org/wordprocessingml/2006/main" xmlns:w14="http://schemas.microsoft.com/office/word/2010/wordml" xmlns:w15="http://schemas.microsoft.com/office/word/2012/wordml" xmlns:w16cex="http://schemas.microsoft.com/office/word/2018/wordml/cex" xmlns:w16cid="http://schemas.microsoft.com/office/word/2016/wordml/cid" xmlns:w16="http://schemas.microsoft.com/office/word/2018/wordml" xmlns:w16sdtdh="http://schemas.microsoft.com/office/word/2020/wordml/sdtdatahash" xmlns:w16se="http://schemas.microsoft.com/office/word/2015/wordml/symex" xmlns:wpg="http://schemas.microsoft.com/office/word/2010/wordprocessingGroup" xmlns:wpi="http://schemas.microsoft.com/office/word/2010/wordprocessingInk" xmlns:wne="http://schemas.microsoft.com/office/word/2006/wordml" xmlns:wps="http://schemas.microsoft.com/office/word/2010/wordprocessingShape" mc:Ignorable="w14 w15 w16se w16cid w16 w16cex w16sdtdh wp14">
+<w:document xmlns:wpc="http://schemas.microsoft.com/office/word/2010/wordprocessingCanvas" xmlns:cx="http://schemas.microsoft.com/office/drawing/2014/chartex" xmlns:cx1="http://schemas.microsoft.com/office/drawing/2015/9/8/chartex" xmlns:cx2="http://schemas.microsoft.com/office/drawing/2015/10/21/chartex" xmlns:cx3="http://schemas.microsoft.com/office/drawing/2016/5/9/chartex" xmlns:cx4="http://schemas.microsoft.com/office/drawing/2016/5/10/chartex" xmlns:cx5="http://schemas.microsoft.com/office/drawing/2016/5/11/chartex" xmlns:cx6="http://schemas.microsoft.com/office/drawing/2016/5/12/chartex" xmlns:cx7="http://schemas.microsoft.com/office/drawing/2016/5/13/chartex" xmlns:cx8="http://schemas.microsoft.com/office/drawing/2016/5/14/chartex" xmlns:mc="http://schemas.openxmlformats.org/markup-compatibility/2006" xmlns:aink="http://schemas.microsoft.com/office/drawing/2016/ink" xmlns:am3d="http://schemas.microsoft.com/office/drawing/2017/model3d" xmlns:o="urn:schemas-microsoft-com:office:office" xmlns:oel="http://schemas.microsoft.com/office/2019/extlst" xmlns:r="http://schemas.openxmlformats.org/officeDocument/2006/relationships" xmlns:m="http://schemas.openxmlformats.org/officeDocument/2006/math" xmlns:v="urn:schemas-microsoft-com:vml" xmlns:wp14="http://schemas.microsoft.com/office/word/2010/wordprocessingDrawing" xmlns:wp="http://schemas.openxmlformats.org/drawingml/2006/wordprocessingDrawing" xmlns:w10="urn:schemas-microsoft-com:office:word" xmlns:w="http://schemas.openxmlformats.org/wordprocessingml/2006/main" xmlns:w14="http://schemas.microsoft.com/office/word/2010/wordml" xmlns:w15="http://schemas.microsoft.com/office/word/2012/wordml" xmlns:w16cex="http://schemas.microsoft.com/office/word/2018/wordml/cex" xmlns:w16cid="http://schemas.microsoft.com/office/word/2016/wordml/cid" xmlns:w16="http://schemas.microsoft.com/office/word/2018/wordml" xmlns:w16sdtdh="http://schemas.microsoft.com/office/word/2020/wordml/sdtdatahash" xmlns:w16se="http://schemas.microsoft.com/office/word/2015/wordml/symex" xmlns:wpg="http://schemas.microsoft.com/office/word/2010/wordprocessingGroup" xmlns:wpi="http://schemas.microsoft.com/office/word/2010/wordprocessingInk" xmlns:wne="http://schemas.microsoft.com/office/word/2006/wordml" xmlns:wps="http://schemas.microsoft.com/office/word/2010/wordprocessingShape" mc:Ignorable="w14 w15 w16se w16cid w16 w16cex w16sdtdh wp14">
   <w:body>
     <w:p>
       <w:pPr>
-        <w:pStyle w:val="a3"/>
+        <w:pStyle w:val="NormalWeb"/>
         <w:spacing w:before="0" w:beforeAutospacing="0" w:after="0" w:afterAutospacing="0"/>
         <w:jc w:val="center"/>
         <w:rPr>
@@ -27,7 +27,7 @@
     </w:p>
     <w:p>
       <w:pPr>
-        <w:pStyle w:val="a3"/>
+        <w:pStyle w:val="NormalWeb"/>
         <w:spacing w:before="0" w:beforeAutospacing="0" w:after="0" w:afterAutospacing="0"/>
         <w:jc w:val="center"/>
         <w:rPr>
@@ -49,7 +49,7 @@
     </w:p>
     <w:p>
       <w:pPr>
-        <w:pStyle w:val="a3"/>
+        <w:pStyle w:val="NormalWeb"/>
         <w:spacing w:before="0" w:beforeAutospacing="0" w:after="0" w:afterAutospacing="0"/>
         <w:jc w:val="center"/>
         <w:rPr>
@@ -81,7 +81,7 @@
     </w:p>
     <w:p>
       <w:pPr>
-        <w:pStyle w:val="a4"/>
+        <w:pStyle w:val="BodyText"/>
         <w:spacing w:line="360" w:lineRule="auto"/>
         <w:ind w:firstLine="709"/>
         <w:jc w:val="both"/>
@@ -92,7 +92,7 @@
     </w:p>
     <w:p>
       <w:pPr>
-        <w:pStyle w:val="a4"/>
+        <w:pStyle w:val="BodyText"/>
         <w:spacing w:line="360" w:lineRule="auto"/>
         <w:ind w:firstLine="709"/>
         <w:jc w:val="both"/>
@@ -103,7 +103,7 @@
     </w:p>
     <w:p>
       <w:pPr>
-        <w:pStyle w:val="a4"/>
+        <w:pStyle w:val="BodyText"/>
         <w:spacing w:line="360" w:lineRule="auto"/>
         <w:ind w:firstLine="709"/>
         <w:jc w:val="both"/>
@@ -114,7 +114,7 @@
     </w:p>
     <w:p>
       <w:pPr>
-        <w:pStyle w:val="a4"/>
+        <w:pStyle w:val="BodyText"/>
         <w:spacing w:line="360" w:lineRule="auto"/>
         <w:ind w:firstLine="709"/>
         <w:jc w:val="both"/>
@@ -125,7 +125,7 @@
     </w:p>
     <w:p>
       <w:pPr>
-        <w:pStyle w:val="a4"/>
+        <w:pStyle w:val="BodyText"/>
         <w:spacing w:line="360" w:lineRule="auto"/>
         <w:ind w:firstLine="709"/>
         <w:jc w:val="both"/>
@@ -136,7 +136,7 @@
     </w:p>
     <w:p>
       <w:pPr>
-        <w:pStyle w:val="a4"/>
+        <w:pStyle w:val="BodyText"/>
         <w:numPr>
           <w:ilvl w:val="0"/>
           <w:numId w:val="1"/>
@@ -154,7 +154,7 @@
     </w:p>
     <w:p>
       <w:pPr>
-        <w:pStyle w:val="a4"/>
+        <w:pStyle w:val="BodyText"/>
         <w:numPr>
           <w:ilvl w:val="0"/>
           <w:numId w:val="1"/>
@@ -169,7 +169,7 @@
     </w:p>
     <w:p>
       <w:pPr>
-        <w:pStyle w:val="a4"/>
+        <w:pStyle w:val="BodyText"/>
         <w:numPr>
           <w:ilvl w:val="0"/>
           <w:numId w:val="1"/>
@@ -184,7 +184,7 @@
     </w:p>
     <w:p>
       <w:pPr>
-        <w:pStyle w:val="a4"/>
+        <w:pStyle w:val="BodyText"/>
         <w:numPr>
           <w:ilvl w:val="0"/>
           <w:numId w:val="1"/>
@@ -199,7 +199,7 @@
     </w:p>
     <w:p>
       <w:pPr>
-        <w:pStyle w:val="a4"/>
+        <w:pStyle w:val="BodyText"/>
         <w:numPr>
           <w:ilvl w:val="0"/>
           <w:numId w:val="1"/>
@@ -214,7 +214,7 @@
     </w:p>
     <w:p>
       <w:pPr>
-        <w:pStyle w:val="a4"/>
+        <w:pStyle w:val="BodyText"/>
         <w:numPr>
           <w:ilvl w:val="0"/>
           <w:numId w:val="1"/>
@@ -235,7 +235,7 @@
     </w:p>
     <w:p>
       <w:pPr>
-        <w:pStyle w:val="a4"/>
+        <w:pStyle w:val="BodyText"/>
         <w:spacing w:line="360" w:lineRule="auto"/>
         <w:ind w:firstLine="709"/>
         <w:jc w:val="both"/>
@@ -246,7 +246,7 @@
     </w:p>
     <w:p>
       <w:pPr>
-        <w:pStyle w:val="a4"/>
+        <w:pStyle w:val="BodyText"/>
         <w:spacing w:line="360" w:lineRule="auto"/>
         <w:ind w:firstLine="709"/>
         <w:jc w:val="both"/>
@@ -254,7 +254,7 @@
     </w:p>
     <w:p>
       <w:pPr>
-        <w:pStyle w:val="a4"/>
+        <w:pStyle w:val="BodyText"/>
         <w:numPr>
           <w:ilvl w:val="0"/>
           <w:numId w:val="2"/>
@@ -275,7 +275,7 @@
     </w:p>
     <w:p>
       <w:pPr>
-        <w:pStyle w:val="a4"/>
+        <w:pStyle w:val="BodyText"/>
         <w:numPr>
           <w:ilvl w:val="0"/>
           <w:numId w:val="2"/>
@@ -290,7 +290,7 @@
     </w:p>
     <w:p>
       <w:pPr>
-        <w:pStyle w:val="a4"/>
+        <w:pStyle w:val="BodyText"/>
         <w:numPr>
           <w:ilvl w:val="0"/>
           <w:numId w:val="2"/>
@@ -305,7 +305,7 @@
     </w:p>
     <w:p>
       <w:pPr>
-        <w:pStyle w:val="a4"/>
+        <w:pStyle w:val="BodyText"/>
         <w:numPr>
           <w:ilvl w:val="0"/>
           <w:numId w:val="2"/>
@@ -320,7 +320,7 @@
     </w:p>
     <w:p>
       <w:pPr>
-        <w:pStyle w:val="a4"/>
+        <w:pStyle w:val="BodyText"/>
         <w:numPr>
           <w:ilvl w:val="0"/>
           <w:numId w:val="2"/>
@@ -335,7 +335,7 @@
     </w:p>
     <w:p>
       <w:pPr>
-        <w:pStyle w:val="a4"/>
+        <w:pStyle w:val="BodyText"/>
         <w:numPr>
           <w:ilvl w:val="0"/>
           <w:numId w:val="2"/>
@@ -350,7 +350,7 @@
     </w:p>
     <w:p>
       <w:pPr>
-        <w:pStyle w:val="a4"/>
+        <w:pStyle w:val="BodyText"/>
         <w:spacing w:line="360" w:lineRule="auto"/>
         <w:ind w:firstLine="709"/>
         <w:jc w:val="both"/>
@@ -361,7 +361,7 @@
     </w:p>
     <w:p>
       <w:pPr>
-        <w:pStyle w:val="a4"/>
+        <w:pStyle w:val="BodyText"/>
         <w:numPr>
           <w:ilvl w:val="0"/>
           <w:numId w:val="3"/>
@@ -376,7 +376,7 @@
     </w:p>
     <w:p>
       <w:pPr>
-        <w:pStyle w:val="a4"/>
+        <w:pStyle w:val="BodyText"/>
         <w:numPr>
           <w:ilvl w:val="0"/>
           <w:numId w:val="3"/>
@@ -391,7 +391,7 @@
     </w:p>
     <w:p>
       <w:pPr>
-        <w:pStyle w:val="a4"/>
+        <w:pStyle w:val="BodyText"/>
         <w:numPr>
           <w:ilvl w:val="0"/>
           <w:numId w:val="3"/>
@@ -406,7 +406,7 @@
     </w:p>
     <w:p>
       <w:pPr>
-        <w:pStyle w:val="a4"/>
+        <w:pStyle w:val="BodyText"/>
         <w:numPr>
           <w:ilvl w:val="0"/>
           <w:numId w:val="3"/>
@@ -432,7 +432,7 @@
     </w:p>
     <w:p>
       <w:pPr>
-        <w:pStyle w:val="a3"/>
+        <w:pStyle w:val="NormalWeb"/>
         <w:shd w:val="clear" w:color="auto" w:fill="FFFFFF"/>
         <w:spacing w:before="0" w:beforeAutospacing="0" w:after="0" w:afterAutospacing="0" w:line="360" w:lineRule="auto"/>
         <w:ind w:left="928"/>
@@ -463,7 +463,7 @@
     </w:p>
     <w:p>
       <w:pPr>
-        <w:pStyle w:val="a3"/>
+        <w:pStyle w:val="NormalWeb"/>
         <w:shd w:val="clear" w:color="auto" w:fill="FFFFFF"/>
         <w:spacing w:before="0" w:beforeAutospacing="0" w:after="0" w:afterAutospacing="0" w:line="360" w:lineRule="auto"/>
         <w:ind w:left="928"/>
@@ -498,7 +498,7 @@
     </w:p>
     <w:p>
       <w:pPr>
-        <w:pStyle w:val="a4"/>
+        <w:pStyle w:val="BodyText"/>
         <w:spacing w:line="360" w:lineRule="auto"/>
         <w:ind w:firstLine="709"/>
         <w:jc w:val="both"/>
@@ -509,7 +509,7 @@
     </w:p>
     <w:p>
       <w:pPr>
-        <w:pStyle w:val="a4"/>
+        <w:pStyle w:val="BodyText"/>
         <w:spacing w:line="360" w:lineRule="auto"/>
         <w:ind w:firstLine="709"/>
         <w:jc w:val="both"/>
@@ -520,7 +520,7 @@
     </w:p>
     <w:p>
       <w:pPr>
-        <w:pStyle w:val="a4"/>
+        <w:pStyle w:val="BodyText"/>
         <w:spacing w:line="360" w:lineRule="auto"/>
         <w:ind w:firstLine="709"/>
         <w:jc w:val="both"/>
@@ -531,7 +531,7 @@
     </w:p>
     <w:p>
       <w:pPr>
-        <w:pStyle w:val="a4"/>
+        <w:pStyle w:val="BodyText"/>
         <w:spacing w:line="360" w:lineRule="auto"/>
         <w:ind w:firstLine="709"/>
         <w:jc w:val="both"/>
@@ -542,7 +542,7 @@
     </w:p>
     <w:p>
       <w:pPr>
-        <w:pStyle w:val="a4"/>
+        <w:pStyle w:val="BodyText"/>
         <w:spacing w:line="360" w:lineRule="auto"/>
         <w:ind w:firstLine="709"/>
         <w:jc w:val="both"/>
@@ -587,7 +587,7 @@
     </w:p>
     <w:p>
       <w:pPr>
-        <w:pStyle w:val="a4"/>
+        <w:pStyle w:val="BodyText"/>
         <w:numPr>
           <w:ilvl w:val="0"/>
           <w:numId w:val="4"/>
@@ -602,7 +602,7 @@
     </w:p>
     <w:p>
       <w:pPr>
-        <w:pStyle w:val="a4"/>
+        <w:pStyle w:val="BodyText"/>
         <w:numPr>
           <w:ilvl w:val="0"/>
           <w:numId w:val="5"/>
@@ -612,12 +612,21 @@
         <w:jc w:val="both"/>
       </w:pPr>
       <w:r>
-        <w:t xml:space="preserve">Прием и обработка заказов  </w:t>
-      </w:r>
-    </w:p>
-    <w:p>
-      <w:pPr>
-        <w:pStyle w:val="a4"/>
+        <w:t xml:space="preserve">Работа с данными о </w:t>
+      </w:r>
+      <w:r>
+        <w:t>заказ</w:t>
+      </w:r>
+      <w:r>
+        <w:t>е</w:t>
+      </w:r>
+      <w:r>
+        <w:t xml:space="preserve">  </w:t>
+      </w:r>
+    </w:p>
+    <w:p>
+      <w:pPr>
+        <w:pStyle w:val="BodyText"/>
         <w:numPr>
           <w:ilvl w:val="0"/>
           <w:numId w:val="5"/>
@@ -627,12 +636,40 @@
         <w:jc w:val="both"/>
       </w:pPr>
       <w:r>
-        <w:t xml:space="preserve">Визуализация статистики продаж  </w:t>
-      </w:r>
-    </w:p>
-    <w:p>
-      <w:pPr>
-        <w:pStyle w:val="a4"/>
+        <w:t xml:space="preserve">Уведомления о статусе заказов  </w:t>
+      </w:r>
+    </w:p>
+    <w:p>
+      <w:pPr>
+        <w:pStyle w:val="BodyText"/>
+        <w:spacing w:line="360" w:lineRule="auto"/>
+        <w:jc w:val="both"/>
+        <w:rPr>
+          <w:lang w:val="en-US"/>
+        </w:rPr>
+      </w:pPr>
+    </w:p>
+    <w:p>
+      <w:pPr>
+        <w:pStyle w:val="BodyText"/>
+        <w:numPr>
+          <w:ilvl w:val="0"/>
+          <w:numId w:val="4"/>
+        </w:numPr>
+        <w:spacing w:line="360" w:lineRule="auto"/>
+        <w:ind w:left="0" w:firstLine="709"/>
+        <w:jc w:val="both"/>
+      </w:pPr>
+      <w:r>
+        <w:t>Кладовщик</w:t>
+      </w:r>
+      <w:r>
+        <w:t xml:space="preserve">  </w:t>
+      </w:r>
+    </w:p>
+    <w:p>
+      <w:pPr>
+        <w:pStyle w:val="BodyText"/>
         <w:numPr>
           <w:ilvl w:val="0"/>
           <w:numId w:val="5"/>
@@ -642,12 +679,39 @@
         <w:jc w:val="both"/>
       </w:pPr>
       <w:r>
-        <w:t xml:space="preserve">Уведомления о статусе заказов  </w:t>
-      </w:r>
-    </w:p>
-    <w:p>
-      <w:pPr>
-        <w:pStyle w:val="a4"/>
+        <w:t>Работа с данными о лекарствах</w:t>
+      </w:r>
+      <w:r>
+        <w:t>,</w:t>
+      </w:r>
+      <w:r>
+        <w:t xml:space="preserve"> доставке</w:t>
+      </w:r>
+      <w:r>
+        <w:t>,</w:t>
+      </w:r>
+      <w:r>
+        <w:t xml:space="preserve"> клиентах</w:t>
+      </w:r>
+    </w:p>
+    <w:p>
+      <w:pPr>
+        <w:pStyle w:val="BodyText"/>
+        <w:numPr>
+          <w:ilvl w:val="0"/>
+          <w:numId w:val="5"/>
+        </w:numPr>
+        <w:spacing w:line="360" w:lineRule="auto"/>
+        <w:ind w:left="0" w:firstLine="709"/>
+        <w:jc w:val="both"/>
+      </w:pPr>
+      <w:r>
+        <w:t xml:space="preserve">Мониторинг сроков годности медикаментов  </w:t>
+      </w:r>
+    </w:p>
+    <w:p>
+      <w:pPr>
+        <w:pStyle w:val="BodyText"/>
         <w:spacing w:line="360" w:lineRule="auto"/>
         <w:ind w:firstLine="709"/>
         <w:jc w:val="both"/>
@@ -655,7 +719,7 @@
     </w:p>
     <w:p>
       <w:pPr>
-        <w:pStyle w:val="a4"/>
+        <w:pStyle w:val="BodyText"/>
         <w:numPr>
           <w:ilvl w:val="0"/>
           <w:numId w:val="4"/>
@@ -665,12 +729,15 @@
         <w:jc w:val="both"/>
       </w:pPr>
       <w:r>
-        <w:t xml:space="preserve">Логисты  </w:t>
-      </w:r>
-    </w:p>
-    <w:p>
-      <w:pPr>
-        <w:pStyle w:val="a4"/>
+        <w:t>Финансовы</w:t>
+      </w:r>
+      <w:r>
+        <w:t>е менеджеры</w:t>
+      </w:r>
+    </w:p>
+    <w:p>
+      <w:pPr>
+        <w:pStyle w:val="BodyText"/>
         <w:numPr>
           <w:ilvl w:val="0"/>
           <w:numId w:val="5"/>
@@ -680,12 +747,12 @@
         <w:jc w:val="both"/>
       </w:pPr>
       <w:r>
-        <w:t xml:space="preserve">Планирование маршрутов доставки  </w:t>
-      </w:r>
-    </w:p>
-    <w:p>
-      <w:pPr>
-        <w:pStyle w:val="a4"/>
+        <w:t xml:space="preserve">Ведение бухгалтерии  </w:t>
+      </w:r>
+    </w:p>
+    <w:p>
+      <w:pPr>
+        <w:pStyle w:val="BodyText"/>
         <w:numPr>
           <w:ilvl w:val="0"/>
           <w:numId w:val="5"/>
@@ -695,35 +762,20 @@
         <w:jc w:val="both"/>
       </w:pPr>
       <w:r>
-        <w:t xml:space="preserve">Отслеживание и обновление статуса доставки  </w:t>
-      </w:r>
-    </w:p>
-    <w:p>
-      <w:pPr>
-        <w:pStyle w:val="a4"/>
-        <w:numPr>
-          <w:ilvl w:val="0"/>
-          <w:numId w:val="5"/>
-        </w:numPr>
-        <w:spacing w:line="360" w:lineRule="auto"/>
-        <w:ind w:left="0" w:firstLine="709"/>
-        <w:jc w:val="both"/>
-      </w:pPr>
-      <w:r>
-        <w:t xml:space="preserve">Управление расписанием курьеров  </w:t>
-      </w:r>
-    </w:p>
-    <w:p>
-      <w:pPr>
-        <w:pStyle w:val="a4"/>
-        <w:spacing w:line="360" w:lineRule="auto"/>
-        <w:ind w:firstLine="709"/>
-        <w:jc w:val="both"/>
-      </w:pPr>
-    </w:p>
-    <w:p>
-      <w:pPr>
-        <w:pStyle w:val="a4"/>
+        <w:t xml:space="preserve">Формирование финансовых отчетов  </w:t>
+      </w:r>
+    </w:p>
+    <w:p>
+      <w:pPr>
+        <w:pStyle w:val="BodyText"/>
+        <w:spacing w:line="360" w:lineRule="auto"/>
+        <w:ind w:left="709"/>
+        <w:jc w:val="both"/>
+      </w:pPr>
+    </w:p>
+    <w:p>
+      <w:pPr>
+        <w:pStyle w:val="BodyText"/>
         <w:numPr>
           <w:ilvl w:val="0"/>
           <w:numId w:val="4"/>
@@ -733,125 +785,317 @@
         <w:jc w:val="both"/>
       </w:pPr>
       <w:r>
-        <w:t xml:space="preserve">Работники склада  </w:t>
-      </w:r>
-    </w:p>
-    <w:p>
-      <w:pPr>
-        <w:pStyle w:val="a4"/>
+        <w:t>Администратор БД</w:t>
+      </w:r>
+    </w:p>
+    <w:p>
+      <w:pPr>
+        <w:pStyle w:val="BodyText"/>
         <w:numPr>
           <w:ilvl w:val="0"/>
-          <w:numId w:val="5"/>
+          <w:numId w:val="9"/>
         </w:numPr>
         <w:spacing w:line="360" w:lineRule="auto"/>
         <w:ind w:left="0" w:firstLine="709"/>
         <w:jc w:val="both"/>
       </w:pPr>
       <w:r>
-        <w:t xml:space="preserve">Учет запасов и автоматизация процессов пополнения  </w:t>
-      </w:r>
-    </w:p>
-    <w:p>
-      <w:pPr>
-        <w:pStyle w:val="a4"/>
+        <w:t>Очистка старых данных</w:t>
+      </w:r>
+    </w:p>
+    <w:p>
+      <w:pPr>
+        <w:pStyle w:val="BodyText"/>
         <w:numPr>
           <w:ilvl w:val="0"/>
-          <w:numId w:val="5"/>
+          <w:numId w:val="9"/>
         </w:numPr>
         <w:spacing w:line="360" w:lineRule="auto"/>
         <w:ind w:left="0" w:firstLine="709"/>
         <w:jc w:val="both"/>
       </w:pPr>
       <w:r>
-        <w:t xml:space="preserve">Подготовка и упаковка заказов  </w:t>
-      </w:r>
-    </w:p>
-    <w:p>
-      <w:pPr>
-        <w:pStyle w:val="a4"/>
+        <w:t>Резервное копирование</w:t>
+      </w:r>
+    </w:p>
+    <w:p>
+      <w:pPr>
+        <w:pStyle w:val="BodyText"/>
         <w:numPr>
           <w:ilvl w:val="0"/>
-          <w:numId w:val="5"/>
+          <w:numId w:val="9"/>
         </w:numPr>
         <w:spacing w:line="360" w:lineRule="auto"/>
         <w:ind w:left="0" w:firstLine="709"/>
         <w:jc w:val="both"/>
       </w:pPr>
       <w:r>
-        <w:t xml:space="preserve">Мониторинг сроков годности медикаментов  </w:t>
-      </w:r>
-    </w:p>
-    <w:p>
-      <w:pPr>
-        <w:pStyle w:val="a4"/>
-        <w:spacing w:line="360" w:lineRule="auto"/>
-        <w:ind w:firstLine="709"/>
-        <w:jc w:val="both"/>
-      </w:pPr>
-    </w:p>
-    <w:p>
-      <w:pPr>
-        <w:pStyle w:val="a4"/>
-        <w:numPr>
-          <w:ilvl w:val="0"/>
-          <w:numId w:val="4"/>
-        </w:numPr>
-        <w:spacing w:line="360" w:lineRule="auto"/>
-        <w:ind w:left="0" w:firstLine="709"/>
-        <w:jc w:val="both"/>
-      </w:pPr>
-      <w:r>
-        <w:t>Финансовый отдел</w:t>
-      </w:r>
-    </w:p>
-    <w:p>
-      <w:pPr>
-        <w:pStyle w:val="a4"/>
-        <w:numPr>
-          <w:ilvl w:val="0"/>
-          <w:numId w:val="5"/>
-        </w:numPr>
-        <w:spacing w:line="360" w:lineRule="auto"/>
-        <w:ind w:left="0" w:firstLine="709"/>
-        <w:jc w:val="both"/>
-      </w:pPr>
-      <w:r>
-        <w:t xml:space="preserve">Ведение бухгалтерии  </w:t>
-      </w:r>
-    </w:p>
-    <w:p>
-      <w:pPr>
-        <w:pStyle w:val="a4"/>
-        <w:numPr>
-          <w:ilvl w:val="0"/>
-          <w:numId w:val="5"/>
-        </w:numPr>
-        <w:spacing w:line="360" w:lineRule="auto"/>
-        <w:ind w:left="0" w:firstLine="709"/>
-        <w:jc w:val="both"/>
-      </w:pPr>
-      <w:r>
-        <w:t xml:space="preserve">Формирование финансовых отчетов  </w:t>
-      </w:r>
-    </w:p>
-    <w:p>
-      <w:pPr>
-        <w:pStyle w:val="a4"/>
-        <w:numPr>
-          <w:ilvl w:val="0"/>
-          <w:numId w:val="5"/>
-        </w:numPr>
-        <w:spacing w:line="360" w:lineRule="auto"/>
-        <w:ind w:left="0" w:firstLine="709"/>
-        <w:jc w:val="both"/>
-      </w:pPr>
-      <w:r>
-        <w:t xml:space="preserve">Управление расчетами с клиентами и поставщиками  </w:t>
-      </w:r>
-    </w:p>
-    <w:p>
-      <w:pPr>
-        <w:pStyle w:val="a3"/>
+        <w:t>Полный доступ к базе данных</w:t>
+      </w:r>
+    </w:p>
+    <w:p>
+      <w:pPr>
+        <w:pStyle w:val="BodyText"/>
+        <w:spacing w:line="360" w:lineRule="auto"/>
+        <w:ind w:left="709"/>
+        <w:jc w:val="both"/>
+      </w:pPr>
+    </w:p>
+    <w:p>
+      <w:pPr>
+        <w:pStyle w:val="21"/>
+        <w:spacing w:line="360" w:lineRule="auto"/>
+        <w:jc w:val="both"/>
+      </w:pPr>
+      <w:r>
+        <w:t>Задание № 6</w:t>
+      </w:r>
+    </w:p>
+    <w:p>
+      <w:pPr>
+        <w:pStyle w:val="BodyText"/>
+        <w:spacing w:line="360" w:lineRule="auto"/>
+        <w:ind w:firstLine="567"/>
+        <w:jc w:val="both"/>
+      </w:pPr>
+      <w:r>
+        <w:t>Провести исследование аппаратно-программного обеспечения</w:t>
+      </w:r>
+      <w:r>
+        <w:br/>
+        <w:t>предметной области.</w:t>
+      </w:r>
+    </w:p>
+    <w:p>
+      <w:pPr>
+        <w:pStyle w:val="BodyText"/>
+        <w:spacing w:line="360" w:lineRule="auto"/>
+        <w:ind w:firstLine="567"/>
+        <w:jc w:val="both"/>
+      </w:pPr>
+      <w:r>
+        <w:t>Необходимо перечислить и описать примерный необходимый комплекс технических средств для внедрения программного продукта:</w:t>
+      </w:r>
+    </w:p>
+    <w:p>
+      <w:pPr>
+        <w:pStyle w:val="BodyText"/>
+        <w:spacing w:line="360" w:lineRule="auto"/>
+        <w:ind w:firstLine="708"/>
+        <w:jc w:val="both"/>
+      </w:pPr>
+      <w:r>
+        <w:rPr>
+          <w:b/>
+          <w:bCs/>
+        </w:rPr>
+        <w:t>Средства компьютерной техники:</w:t>
+      </w:r>
+    </w:p>
+    <w:p>
+      <w:pPr>
+        <w:pStyle w:val="NormalWeb"/>
+        <w:spacing w:before="0" w:beforeAutospacing="0" w:after="0" w:afterAutospacing="0" w:line="360" w:lineRule="auto"/>
+        <w:ind w:left="708" w:firstLine="708"/>
+        <w:jc w:val="both"/>
+      </w:pPr>
+      <w:r>
+        <w:rPr>
+          <w:lang w:bidi="ru-RU"/>
+        </w:rPr>
+        <w:t xml:space="preserve">Пк и периферия </w:t>
+      </w:r>
+    </w:p>
+    <w:p>
+      <w:pPr>
+        <w:pStyle w:val="NormalWeb"/>
+        <w:spacing w:before="0" w:beforeAutospacing="0" w:after="0" w:afterAutospacing="0" w:line="360" w:lineRule="auto"/>
+        <w:ind w:firstLine="708"/>
+        <w:jc w:val="both"/>
+      </w:pPr>
+      <w:r>
+        <w:rPr>
+          <w:b/>
+          <w:bCs/>
+        </w:rPr>
+        <w:lastRenderedPageBreak/>
+        <w:t>Средства коммуникационной техники:</w:t>
+      </w:r>
+    </w:p>
+    <w:p>
+      <w:pPr>
+        <w:pStyle w:val="NormalWeb"/>
+        <w:spacing w:before="0" w:beforeAutospacing="0" w:after="0" w:afterAutospacing="0" w:line="360" w:lineRule="auto"/>
+        <w:ind w:left="1429"/>
+        <w:jc w:val="both"/>
+        <w:rPr>
+          <w:b/>
+          <w:bCs/>
+        </w:rPr>
+      </w:pPr>
+      <w:r>
+        <w:rPr>
+          <w:lang w:bidi="ru-RU"/>
+        </w:rPr>
+        <w:t>Для использования БД не пригодятся</w:t>
+      </w:r>
+    </w:p>
+    <w:p>
+      <w:pPr>
+        <w:pStyle w:val="NormalWeb"/>
+        <w:spacing w:before="0" w:beforeAutospacing="0" w:after="0" w:afterAutospacing="0" w:line="360" w:lineRule="auto"/>
+        <w:ind w:firstLine="708"/>
+        <w:jc w:val="both"/>
+        <w:rPr>
+          <w:b/>
+          <w:bCs/>
+        </w:rPr>
+      </w:pPr>
+      <w:r>
+        <w:rPr>
+          <w:b/>
+          <w:bCs/>
+        </w:rPr>
+        <w:t>Средства организационной техники:</w:t>
+      </w:r>
+    </w:p>
+    <w:p>
+      <w:pPr>
+        <w:pStyle w:val="NormalWeb"/>
+        <w:spacing w:before="0" w:beforeAutospacing="0" w:after="0" w:afterAutospacing="0" w:line="360" w:lineRule="auto"/>
+        <w:ind w:left="1429"/>
+        <w:jc w:val="both"/>
+      </w:pPr>
+      <w:r>
+        <w:rPr>
+          <w:lang w:bidi="ru-RU"/>
+        </w:rPr>
+        <w:t>ИБП</w:t>
+      </w:r>
+      <w:r>
+        <w:rPr>
+          <w:lang w:bidi="ru-RU"/>
+        </w:rPr>
+        <w:t xml:space="preserve"> </w:t>
+      </w:r>
+      <w:r>
+        <w:rPr>
+          <w:lang w:bidi="ru-RU"/>
+        </w:rPr>
+        <w:t>(Источник бесперебойного питания)</w:t>
+      </w:r>
+    </w:p>
+    <w:p>
+      <w:pPr>
+        <w:pStyle w:val="NormalWeb"/>
+        <w:spacing w:before="0" w:beforeAutospacing="0" w:after="0" w:afterAutospacing="0" w:line="360" w:lineRule="auto"/>
+        <w:ind w:firstLine="708"/>
+        <w:jc w:val="both"/>
+        <w:rPr>
+          <w:b/>
+          <w:bCs/>
+        </w:rPr>
+      </w:pPr>
+      <w:r>
+        <w:rPr>
+          <w:b/>
+          <w:bCs/>
+        </w:rPr>
+        <w:t>Средства оперативной полиграфии:</w:t>
+      </w:r>
+    </w:p>
+    <w:p>
+      <w:pPr>
+        <w:pStyle w:val="NormalWeb"/>
+        <w:spacing w:before="0" w:beforeAutospacing="0" w:after="0" w:afterAutospacing="0" w:line="360" w:lineRule="auto"/>
+        <w:ind w:left="1429"/>
+        <w:jc w:val="both"/>
+      </w:pPr>
+      <w:r>
+        <w:t>Принтер для печати отчетов</w:t>
+      </w:r>
+    </w:p>
+    <w:p>
+      <w:pPr>
+        <w:pStyle w:val="NormalWeb"/>
+        <w:spacing w:before="0" w:beforeAutospacing="0" w:after="0" w:afterAutospacing="0" w:line="360" w:lineRule="auto"/>
+        <w:ind w:firstLine="708"/>
+        <w:jc w:val="both"/>
+        <w:rPr>
+          <w:b/>
+          <w:bCs/>
+        </w:rPr>
+      </w:pPr>
+      <w:r>
+        <w:rPr>
+          <w:b/>
+          <w:bCs/>
+        </w:rPr>
+        <w:t>Системное ПО:</w:t>
+      </w:r>
+    </w:p>
+    <w:p>
+      <w:pPr>
+        <w:pStyle w:val="NormalWeb"/>
+        <w:spacing w:before="0" w:beforeAutospacing="0" w:after="0" w:afterAutospacing="0" w:line="360" w:lineRule="auto"/>
+        <w:ind w:left="1429"/>
+        <w:jc w:val="both"/>
+      </w:pPr>
+      <w:r>
+        <w:rPr>
+          <w:lang w:val="en-US"/>
+        </w:rPr>
+        <w:t>Windows</w:t>
+      </w:r>
+      <w:r>
+        <w:t xml:space="preserve"> 10 </w:t>
+      </w:r>
+      <w:r>
+        <w:rPr>
+          <w:lang w:val="en-US"/>
+        </w:rPr>
+        <w:t>x</w:t>
+      </w:r>
+      <w:r>
+        <w:t>64</w:t>
+      </w:r>
+    </w:p>
+    <w:p>
+      <w:pPr>
+        <w:pStyle w:val="NormalWeb"/>
+        <w:spacing w:before="0" w:beforeAutospacing="0" w:after="0" w:afterAutospacing="0" w:line="360" w:lineRule="auto"/>
+        <w:ind w:left="1429"/>
+        <w:jc w:val="both"/>
+      </w:pPr>
+      <w:r>
+        <w:rPr>
+          <w:lang w:val="en-US"/>
+        </w:rPr>
+        <w:t>MS</w:t>
+      </w:r>
+      <w:r>
+        <w:t xml:space="preserve"> </w:t>
+      </w:r>
+      <w:r>
+        <w:rPr>
+          <w:lang w:val="en-US"/>
+        </w:rPr>
+        <w:t>ACCESS</w:t>
+      </w:r>
+      <w:r>
+        <w:t xml:space="preserve"> 2021</w:t>
+      </w:r>
+    </w:p>
+    <w:p>
+      <w:pPr>
+        <w:pStyle w:val="BodyText"/>
+        <w:spacing w:line="360" w:lineRule="auto"/>
+        <w:jc w:val="both"/>
+      </w:pPr>
+    </w:p>
+    <w:p>
+      <w:pPr>
+        <w:pStyle w:val="NormalWeb"/>
         <w:shd w:val="clear" w:color="auto" w:fill="FFFFFF"/>
         <w:spacing w:before="0" w:beforeAutospacing="0" w:after="0" w:afterAutospacing="0" w:line="360" w:lineRule="auto"/>
         <w:ind w:left="928"/>
@@ -872,7 +1116,7 @@
 </file>
 
 <file path=word/numbering.xml><?xml version="1.0" encoding="utf-8"?>
-<w:numbering xmlns:wpc="http://schemas.microsoft.com/office/word/2010/wordprocessingCanvas" xmlns:cx="http://schemas.microsoft.com/office/drawing/2014/chartex" xmlns:cx1="http://schemas.microsoft.com/office/drawing/2015/9/8/chartex" xmlns:cx2="http://schemas.microsoft.com/office/drawing/2015/10/21/chartex" xmlns:cx3="http://schemas.microsoft.com/office/drawing/2016/5/9/chartex" xmlns:cx4="http://schemas.microsoft.com/office/drawing/2016/5/10/chartex" xmlns:cx5="http://schemas.microsoft.com/office/drawing/2016/5/11/chartex" xmlns:cx6="http://schemas.microsoft.com/office/drawing/2016/5/12/chartex" xmlns:cx7="http://schemas.microsoft.com/office/drawing/2016/5/13/chartex" xmlns:cx8="http://schemas.microsoft.com/office/drawing/2016/5/14/chartex" xmlns:mc="http://schemas.openxmlformats.org/markup-compatibility/2006" xmlns:aink="http://schemas.microsoft.com/office/drawing/2016/ink" xmlns:am3d="http://schemas.microsoft.com/office/drawing/2017/model3d" xmlns:o="urn:schemas-microsoft-com:office:office" xmlns:r="http://schemas.openxmlformats.org/officeDocument/2006/relationships" xmlns:m="http://schemas.openxmlformats.org/officeDocument/2006/math" xmlns:v="urn:schemas-microsoft-com:vml" xmlns:wp14="http://schemas.microsoft.com/office/word/2010/wordprocessingDrawing" xmlns:wp="http://schemas.openxmlformats.org/drawingml/2006/wordprocessingDrawing" xmlns:w10="urn:schemas-microsoft-com:office:word" xmlns:w="http://schemas.openxmlformats.org/wordprocessingml/2006/main" xmlns:w14="http://schemas.microsoft.com/office/word/2010/wordml" xmlns:w15="http://schemas.microsoft.com/office/word/2012/wordml" xmlns:w16cex="http://schemas.microsoft.com/office/word/2018/wordml/cex" xmlns:w16cid="http://schemas.microsoft.com/office/word/2016/wordml/cid" xmlns:w16="http://schemas.microsoft.com/office/word/2018/wordml" xmlns:w16sdtdh="http://schemas.microsoft.com/office/word/2020/wordml/sdtdatahash" xmlns:w16se="http://schemas.microsoft.com/office/word/2015/wordml/symex" xmlns:wpg="http://schemas.microsoft.com/office/word/2010/wordprocessingGroup" xmlns:wpi="http://schemas.microsoft.com/office/word/2010/wordprocessingInk" xmlns:wne="http://schemas.microsoft.com/office/word/2006/wordml" xmlns:wps="http://schemas.microsoft.com/office/word/2010/wordprocessingShape" mc:Ignorable="w14 w15 w16se w16cid w16 w16cex w16sdtdh wp14">
+<w:numbering xmlns:wpc="http://schemas.microsoft.com/office/word/2010/wordprocessingCanvas" xmlns:cx="http://schemas.microsoft.com/office/drawing/2014/chartex" xmlns:cx1="http://schemas.microsoft.com/office/drawing/2015/9/8/chartex" xmlns:cx2="http://schemas.microsoft.com/office/drawing/2015/10/21/chartex" xmlns:cx3="http://schemas.microsoft.com/office/drawing/2016/5/9/chartex" xmlns:cx4="http://schemas.microsoft.com/office/drawing/2016/5/10/chartex" xmlns:cx5="http://schemas.microsoft.com/office/drawing/2016/5/11/chartex" xmlns:cx6="http://schemas.microsoft.com/office/drawing/2016/5/12/chartex" xmlns:cx7="http://schemas.microsoft.com/office/drawing/2016/5/13/chartex" xmlns:cx8="http://schemas.microsoft.com/office/drawing/2016/5/14/chartex" xmlns:mc="http://schemas.openxmlformats.org/markup-compatibility/2006" xmlns:aink="http://schemas.microsoft.com/office/drawing/2016/ink" xmlns:am3d="http://schemas.microsoft.com/office/drawing/2017/model3d" xmlns:o="urn:schemas-microsoft-com:office:office" xmlns:oel="http://schemas.microsoft.com/office/2019/extlst" xmlns:r="http://schemas.openxmlformats.org/officeDocument/2006/relationships" xmlns:m="http://schemas.openxmlformats.org/officeDocument/2006/math" xmlns:v="urn:schemas-microsoft-com:vml" xmlns:wp14="http://schemas.microsoft.com/office/word/2010/wordprocessingDrawing" xmlns:wp="http://schemas.openxmlformats.org/drawingml/2006/wordprocessingDrawing" xmlns:w10="urn:schemas-microsoft-com:office:word" xmlns:w="http://schemas.openxmlformats.org/wordprocessingml/2006/main" xmlns:w14="http://schemas.microsoft.com/office/word/2010/wordml" xmlns:w15="http://schemas.microsoft.com/office/word/2012/wordml" xmlns:w16cex="http://schemas.microsoft.com/office/word/2018/wordml/cex" xmlns:w16cid="http://schemas.microsoft.com/office/word/2016/wordml/cid" xmlns:w16="http://schemas.microsoft.com/office/word/2018/wordml" xmlns:w16sdtdh="http://schemas.microsoft.com/office/word/2020/wordml/sdtdatahash" xmlns:w16se="http://schemas.microsoft.com/office/word/2015/wordml/symex" xmlns:wpg="http://schemas.microsoft.com/office/word/2010/wordprocessingGroup" xmlns:wpi="http://schemas.microsoft.com/office/word/2010/wordprocessingInk" xmlns:wne="http://schemas.microsoft.com/office/word/2006/wordml" xmlns:wps="http://schemas.microsoft.com/office/word/2010/wordprocessingShape" mc:Ignorable="w14 w15 w16se w16cid w16 w16cex w16sdtdh wp14">
   <w:abstractNum w:abstractNumId="0" w15:restartNumberingAfterBreak="0">
     <w:nsid w:val="02B0419A"/>
     <w:multiLevelType w:val="hybridMultilevel"/>
@@ -1275,6 +1519,119 @@
     </w:lvl>
   </w:abstractNum>
   <w:abstractNum w:abstractNumId="4" w15:restartNumberingAfterBreak="0">
+    <w:nsid w:val="29CB0561"/>
+    <w:multiLevelType w:val="hybridMultilevel"/>
+    <w:tmpl w:val="20C23D04"/>
+    <w:lvl w:ilvl="0" w:tplc="E17AA604">
+      <w:start w:val="1"/>
+      <w:numFmt w:val="bullet"/>
+      <w:lvlText w:val=""/>
+      <w:lvlJc w:val="left"/>
+      <w:pPr>
+        <w:ind w:left="720" w:hanging="360"/>
+      </w:pPr>
+      <w:rPr>
+        <w:rFonts w:ascii="Symbol" w:hAnsi="Symbol" w:hint="default"/>
+      </w:rPr>
+    </w:lvl>
+    <w:lvl w:ilvl="1" w:tplc="04190003" w:tentative="1">
+      <w:start w:val="1"/>
+      <w:numFmt w:val="bullet"/>
+      <w:lvlText w:val="o"/>
+      <w:lvlJc w:val="left"/>
+      <w:pPr>
+        <w:ind w:left="1440" w:hanging="360"/>
+      </w:pPr>
+      <w:rPr>
+        <w:rFonts w:ascii="Courier New" w:hAnsi="Courier New" w:cs="Courier New" w:hint="default"/>
+      </w:rPr>
+    </w:lvl>
+    <w:lvl w:ilvl="2" w:tplc="04190005" w:tentative="1">
+      <w:start w:val="1"/>
+      <w:numFmt w:val="bullet"/>
+      <w:lvlText w:val=""/>
+      <w:lvlJc w:val="left"/>
+      <w:pPr>
+        <w:ind w:left="2160" w:hanging="360"/>
+      </w:pPr>
+      <w:rPr>
+        <w:rFonts w:ascii="Wingdings" w:hAnsi="Wingdings" w:hint="default"/>
+      </w:rPr>
+    </w:lvl>
+    <w:lvl w:ilvl="3" w:tplc="04190001" w:tentative="1">
+      <w:start w:val="1"/>
+      <w:numFmt w:val="bullet"/>
+      <w:lvlText w:val=""/>
+      <w:lvlJc w:val="left"/>
+      <w:pPr>
+        <w:ind w:left="2880" w:hanging="360"/>
+      </w:pPr>
+      <w:rPr>
+        <w:rFonts w:ascii="Symbol" w:hAnsi="Symbol" w:hint="default"/>
+      </w:rPr>
+    </w:lvl>
+    <w:lvl w:ilvl="4" w:tplc="04190003" w:tentative="1">
+      <w:start w:val="1"/>
+      <w:numFmt w:val="bullet"/>
+      <w:lvlText w:val="o"/>
+      <w:lvlJc w:val="left"/>
+      <w:pPr>
+        <w:ind w:left="3600" w:hanging="360"/>
+      </w:pPr>
+      <w:rPr>
+        <w:rFonts w:ascii="Courier New" w:hAnsi="Courier New" w:cs="Courier New" w:hint="default"/>
+      </w:rPr>
+    </w:lvl>
+    <w:lvl w:ilvl="5" w:tplc="04190005" w:tentative="1">
+      <w:start w:val="1"/>
+      <w:numFmt w:val="bullet"/>
+      <w:lvlText w:val=""/>
+      <w:lvlJc w:val="left"/>
+      <w:pPr>
+        <w:ind w:left="4320" w:hanging="360"/>
+      </w:pPr>
+      <w:rPr>
+        <w:rFonts w:ascii="Wingdings" w:hAnsi="Wingdings" w:hint="default"/>
+      </w:rPr>
+    </w:lvl>
+    <w:lvl w:ilvl="6" w:tplc="04190001" w:tentative="1">
+      <w:start w:val="1"/>
+      <w:numFmt w:val="bullet"/>
+      <w:lvlText w:val=""/>
+      <w:lvlJc w:val="left"/>
+      <w:pPr>
+        <w:ind w:left="5040" w:hanging="360"/>
+      </w:pPr>
+      <w:rPr>
+        <w:rFonts w:ascii="Symbol" w:hAnsi="Symbol" w:hint="default"/>
+      </w:rPr>
+    </w:lvl>
+    <w:lvl w:ilvl="7" w:tplc="04190003" w:tentative="1">
+      <w:start w:val="1"/>
+      <w:numFmt w:val="bullet"/>
+      <w:lvlText w:val="o"/>
+      <w:lvlJc w:val="left"/>
+      <w:pPr>
+        <w:ind w:left="5760" w:hanging="360"/>
+      </w:pPr>
+      <w:rPr>
+        <w:rFonts w:ascii="Courier New" w:hAnsi="Courier New" w:cs="Courier New" w:hint="default"/>
+      </w:rPr>
+    </w:lvl>
+    <w:lvl w:ilvl="8" w:tplc="04190005" w:tentative="1">
+      <w:start w:val="1"/>
+      <w:numFmt w:val="bullet"/>
+      <w:lvlText w:val=""/>
+      <w:lvlJc w:val="left"/>
+      <w:pPr>
+        <w:ind w:left="6480" w:hanging="360"/>
+      </w:pPr>
+      <w:rPr>
+        <w:rFonts w:ascii="Wingdings" w:hAnsi="Wingdings" w:hint="default"/>
+      </w:rPr>
+    </w:lvl>
+  </w:abstractNum>
+  <w:abstractNum w:abstractNumId="5" w15:restartNumberingAfterBreak="0">
     <w:nsid w:val="420E459E"/>
     <w:multiLevelType w:val="hybridMultilevel"/>
     <w:tmpl w:val="25BC259C"/>
@@ -1387,20 +1744,371 @@
       </w:rPr>
     </w:lvl>
   </w:abstractNum>
-  <w:num w:numId="1">
+  <w:abstractNum w:abstractNumId="6" w15:restartNumberingAfterBreak="0">
+    <w:nsid w:val="556B447F"/>
+    <w:multiLevelType w:val="hybridMultilevel"/>
+    <w:tmpl w:val="F2182D18"/>
+    <w:lvl w:ilvl="0" w:tplc="E17AA604">
+      <w:start w:val="1"/>
+      <w:numFmt w:val="bullet"/>
+      <w:lvlText w:val=""/>
+      <w:lvlJc w:val="left"/>
+      <w:pPr>
+        <w:ind w:left="2858" w:hanging="360"/>
+      </w:pPr>
+      <w:rPr>
+        <w:rFonts w:ascii="Symbol" w:hAnsi="Symbol" w:hint="default"/>
+      </w:rPr>
+    </w:lvl>
+    <w:lvl w:ilvl="1" w:tplc="04190003" w:tentative="1">
+      <w:start w:val="1"/>
+      <w:numFmt w:val="bullet"/>
+      <w:lvlText w:val="o"/>
+      <w:lvlJc w:val="left"/>
+      <w:pPr>
+        <w:ind w:left="3578" w:hanging="360"/>
+      </w:pPr>
+      <w:rPr>
+        <w:rFonts w:ascii="Courier New" w:hAnsi="Courier New" w:cs="Courier New" w:hint="default"/>
+      </w:rPr>
+    </w:lvl>
+    <w:lvl w:ilvl="2" w:tplc="04190005" w:tentative="1">
+      <w:start w:val="1"/>
+      <w:numFmt w:val="bullet"/>
+      <w:lvlText w:val=""/>
+      <w:lvlJc w:val="left"/>
+      <w:pPr>
+        <w:ind w:left="4298" w:hanging="360"/>
+      </w:pPr>
+      <w:rPr>
+        <w:rFonts w:ascii="Wingdings" w:hAnsi="Wingdings" w:hint="default"/>
+      </w:rPr>
+    </w:lvl>
+    <w:lvl w:ilvl="3" w:tplc="04190001" w:tentative="1">
+      <w:start w:val="1"/>
+      <w:numFmt w:val="bullet"/>
+      <w:lvlText w:val=""/>
+      <w:lvlJc w:val="left"/>
+      <w:pPr>
+        <w:ind w:left="5018" w:hanging="360"/>
+      </w:pPr>
+      <w:rPr>
+        <w:rFonts w:ascii="Symbol" w:hAnsi="Symbol" w:hint="default"/>
+      </w:rPr>
+    </w:lvl>
+    <w:lvl w:ilvl="4" w:tplc="04190003" w:tentative="1">
+      <w:start w:val="1"/>
+      <w:numFmt w:val="bullet"/>
+      <w:lvlText w:val="o"/>
+      <w:lvlJc w:val="left"/>
+      <w:pPr>
+        <w:ind w:left="5738" w:hanging="360"/>
+      </w:pPr>
+      <w:rPr>
+        <w:rFonts w:ascii="Courier New" w:hAnsi="Courier New" w:cs="Courier New" w:hint="default"/>
+      </w:rPr>
+    </w:lvl>
+    <w:lvl w:ilvl="5" w:tplc="04190005" w:tentative="1">
+      <w:start w:val="1"/>
+      <w:numFmt w:val="bullet"/>
+      <w:lvlText w:val=""/>
+      <w:lvlJc w:val="left"/>
+      <w:pPr>
+        <w:ind w:left="6458" w:hanging="360"/>
+      </w:pPr>
+      <w:rPr>
+        <w:rFonts w:ascii="Wingdings" w:hAnsi="Wingdings" w:hint="default"/>
+      </w:rPr>
+    </w:lvl>
+    <w:lvl w:ilvl="6" w:tplc="04190001" w:tentative="1">
+      <w:start w:val="1"/>
+      <w:numFmt w:val="bullet"/>
+      <w:lvlText w:val=""/>
+      <w:lvlJc w:val="left"/>
+      <w:pPr>
+        <w:ind w:left="7178" w:hanging="360"/>
+      </w:pPr>
+      <w:rPr>
+        <w:rFonts w:ascii="Symbol" w:hAnsi="Symbol" w:hint="default"/>
+      </w:rPr>
+    </w:lvl>
+    <w:lvl w:ilvl="7" w:tplc="04190003" w:tentative="1">
+      <w:start w:val="1"/>
+      <w:numFmt w:val="bullet"/>
+      <w:lvlText w:val="o"/>
+      <w:lvlJc w:val="left"/>
+      <w:pPr>
+        <w:ind w:left="7898" w:hanging="360"/>
+      </w:pPr>
+      <w:rPr>
+        <w:rFonts w:ascii="Courier New" w:hAnsi="Courier New" w:cs="Courier New" w:hint="default"/>
+      </w:rPr>
+    </w:lvl>
+    <w:lvl w:ilvl="8" w:tplc="04190005" w:tentative="1">
+      <w:start w:val="1"/>
+      <w:numFmt w:val="bullet"/>
+      <w:lvlText w:val=""/>
+      <w:lvlJc w:val="left"/>
+      <w:pPr>
+        <w:ind w:left="8618" w:hanging="360"/>
+      </w:pPr>
+      <w:rPr>
+        <w:rFonts w:ascii="Wingdings" w:hAnsi="Wingdings" w:hint="default"/>
+      </w:rPr>
+    </w:lvl>
+  </w:abstractNum>
+  <w:abstractNum w:abstractNumId="7" w15:restartNumberingAfterBreak="0">
+    <w:nsid w:val="58DB00A9"/>
+    <w:multiLevelType w:val="hybridMultilevel"/>
+    <w:tmpl w:val="0B46D4D2"/>
+    <w:lvl w:ilvl="0" w:tplc="E17AA604">
+      <w:start w:val="1"/>
+      <w:numFmt w:val="bullet"/>
+      <w:lvlText w:val=""/>
+      <w:lvlJc w:val="left"/>
+      <w:pPr>
+        <w:ind w:left="1485" w:hanging="360"/>
+      </w:pPr>
+      <w:rPr>
+        <w:rFonts w:ascii="Symbol" w:hAnsi="Symbol" w:hint="default"/>
+      </w:rPr>
+    </w:lvl>
+    <w:lvl w:ilvl="1" w:tplc="04190003" w:tentative="1">
+      <w:start w:val="1"/>
+      <w:numFmt w:val="bullet"/>
+      <w:lvlText w:val="o"/>
+      <w:lvlJc w:val="left"/>
+      <w:pPr>
+        <w:ind w:left="2205" w:hanging="360"/>
+      </w:pPr>
+      <w:rPr>
+        <w:rFonts w:ascii="Courier New" w:hAnsi="Courier New" w:cs="Courier New" w:hint="default"/>
+      </w:rPr>
+    </w:lvl>
+    <w:lvl w:ilvl="2" w:tplc="04190005" w:tentative="1">
+      <w:start w:val="1"/>
+      <w:numFmt w:val="bullet"/>
+      <w:lvlText w:val=""/>
+      <w:lvlJc w:val="left"/>
+      <w:pPr>
+        <w:ind w:left="2925" w:hanging="360"/>
+      </w:pPr>
+      <w:rPr>
+        <w:rFonts w:ascii="Wingdings" w:hAnsi="Wingdings" w:hint="default"/>
+      </w:rPr>
+    </w:lvl>
+    <w:lvl w:ilvl="3" w:tplc="04190001" w:tentative="1">
+      <w:start w:val="1"/>
+      <w:numFmt w:val="bullet"/>
+      <w:lvlText w:val=""/>
+      <w:lvlJc w:val="left"/>
+      <w:pPr>
+        <w:ind w:left="3645" w:hanging="360"/>
+      </w:pPr>
+      <w:rPr>
+        <w:rFonts w:ascii="Symbol" w:hAnsi="Symbol" w:hint="default"/>
+      </w:rPr>
+    </w:lvl>
+    <w:lvl w:ilvl="4" w:tplc="04190003" w:tentative="1">
+      <w:start w:val="1"/>
+      <w:numFmt w:val="bullet"/>
+      <w:lvlText w:val="o"/>
+      <w:lvlJc w:val="left"/>
+      <w:pPr>
+        <w:ind w:left="4365" w:hanging="360"/>
+      </w:pPr>
+      <w:rPr>
+        <w:rFonts w:ascii="Courier New" w:hAnsi="Courier New" w:cs="Courier New" w:hint="default"/>
+      </w:rPr>
+    </w:lvl>
+    <w:lvl w:ilvl="5" w:tplc="04190005" w:tentative="1">
+      <w:start w:val="1"/>
+      <w:numFmt w:val="bullet"/>
+      <w:lvlText w:val=""/>
+      <w:lvlJc w:val="left"/>
+      <w:pPr>
+        <w:ind w:left="5085" w:hanging="360"/>
+      </w:pPr>
+      <w:rPr>
+        <w:rFonts w:ascii="Wingdings" w:hAnsi="Wingdings" w:hint="default"/>
+      </w:rPr>
+    </w:lvl>
+    <w:lvl w:ilvl="6" w:tplc="04190001" w:tentative="1">
+      <w:start w:val="1"/>
+      <w:numFmt w:val="bullet"/>
+      <w:lvlText w:val=""/>
+      <w:lvlJc w:val="left"/>
+      <w:pPr>
+        <w:ind w:left="5805" w:hanging="360"/>
+      </w:pPr>
+      <w:rPr>
+        <w:rFonts w:ascii="Symbol" w:hAnsi="Symbol" w:hint="default"/>
+      </w:rPr>
+    </w:lvl>
+    <w:lvl w:ilvl="7" w:tplc="04190003" w:tentative="1">
+      <w:start w:val="1"/>
+      <w:numFmt w:val="bullet"/>
+      <w:lvlText w:val="o"/>
+      <w:lvlJc w:val="left"/>
+      <w:pPr>
+        <w:ind w:left="6525" w:hanging="360"/>
+      </w:pPr>
+      <w:rPr>
+        <w:rFonts w:ascii="Courier New" w:hAnsi="Courier New" w:cs="Courier New" w:hint="default"/>
+      </w:rPr>
+    </w:lvl>
+    <w:lvl w:ilvl="8" w:tplc="04190005" w:tentative="1">
+      <w:start w:val="1"/>
+      <w:numFmt w:val="bullet"/>
+      <w:lvlText w:val=""/>
+      <w:lvlJc w:val="left"/>
+      <w:pPr>
+        <w:ind w:left="7245" w:hanging="360"/>
+      </w:pPr>
+      <w:rPr>
+        <w:rFonts w:ascii="Wingdings" w:hAnsi="Wingdings" w:hint="default"/>
+      </w:rPr>
+    </w:lvl>
+  </w:abstractNum>
+  <w:abstractNum w:abstractNumId="8" w15:restartNumberingAfterBreak="0">
+    <w:nsid w:val="5ED43C04"/>
+    <w:multiLevelType w:val="hybridMultilevel"/>
+    <w:tmpl w:val="53101CB8"/>
+    <w:lvl w:ilvl="0" w:tplc="04190001">
+      <w:start w:val="1"/>
+      <w:numFmt w:val="bullet"/>
+      <w:lvlText w:val=""/>
+      <w:lvlJc w:val="left"/>
+      <w:pPr>
+        <w:ind w:left="2858" w:hanging="360"/>
+      </w:pPr>
+      <w:rPr>
+        <w:rFonts w:ascii="Symbol" w:hAnsi="Symbol" w:hint="default"/>
+      </w:rPr>
+    </w:lvl>
+    <w:lvl w:ilvl="1" w:tplc="04190003" w:tentative="1">
+      <w:start w:val="1"/>
+      <w:numFmt w:val="bullet"/>
+      <w:lvlText w:val="o"/>
+      <w:lvlJc w:val="left"/>
+      <w:pPr>
+        <w:ind w:left="3578" w:hanging="360"/>
+      </w:pPr>
+      <w:rPr>
+        <w:rFonts w:ascii="Courier New" w:hAnsi="Courier New" w:cs="Courier New" w:hint="default"/>
+      </w:rPr>
+    </w:lvl>
+    <w:lvl w:ilvl="2" w:tplc="04190005" w:tentative="1">
+      <w:start w:val="1"/>
+      <w:numFmt w:val="bullet"/>
+      <w:lvlText w:val=""/>
+      <w:lvlJc w:val="left"/>
+      <w:pPr>
+        <w:ind w:left="4298" w:hanging="360"/>
+      </w:pPr>
+      <w:rPr>
+        <w:rFonts w:ascii="Wingdings" w:hAnsi="Wingdings" w:hint="default"/>
+      </w:rPr>
+    </w:lvl>
+    <w:lvl w:ilvl="3" w:tplc="04190001" w:tentative="1">
+      <w:start w:val="1"/>
+      <w:numFmt w:val="bullet"/>
+      <w:lvlText w:val=""/>
+      <w:lvlJc w:val="left"/>
+      <w:pPr>
+        <w:ind w:left="5018" w:hanging="360"/>
+      </w:pPr>
+      <w:rPr>
+        <w:rFonts w:ascii="Symbol" w:hAnsi="Symbol" w:hint="default"/>
+      </w:rPr>
+    </w:lvl>
+    <w:lvl w:ilvl="4" w:tplc="04190003" w:tentative="1">
+      <w:start w:val="1"/>
+      <w:numFmt w:val="bullet"/>
+      <w:lvlText w:val="o"/>
+      <w:lvlJc w:val="left"/>
+      <w:pPr>
+        <w:ind w:left="5738" w:hanging="360"/>
+      </w:pPr>
+      <w:rPr>
+        <w:rFonts w:ascii="Courier New" w:hAnsi="Courier New" w:cs="Courier New" w:hint="default"/>
+      </w:rPr>
+    </w:lvl>
+    <w:lvl w:ilvl="5" w:tplc="04190005" w:tentative="1">
+      <w:start w:val="1"/>
+      <w:numFmt w:val="bullet"/>
+      <w:lvlText w:val=""/>
+      <w:lvlJc w:val="left"/>
+      <w:pPr>
+        <w:ind w:left="6458" w:hanging="360"/>
+      </w:pPr>
+      <w:rPr>
+        <w:rFonts w:ascii="Wingdings" w:hAnsi="Wingdings" w:hint="default"/>
+      </w:rPr>
+    </w:lvl>
+    <w:lvl w:ilvl="6" w:tplc="04190001" w:tentative="1">
+      <w:start w:val="1"/>
+      <w:numFmt w:val="bullet"/>
+      <w:lvlText w:val=""/>
+      <w:lvlJc w:val="left"/>
+      <w:pPr>
+        <w:ind w:left="7178" w:hanging="360"/>
+      </w:pPr>
+      <w:rPr>
+        <w:rFonts w:ascii="Symbol" w:hAnsi="Symbol" w:hint="default"/>
+      </w:rPr>
+    </w:lvl>
+    <w:lvl w:ilvl="7" w:tplc="04190003" w:tentative="1">
+      <w:start w:val="1"/>
+      <w:numFmt w:val="bullet"/>
+      <w:lvlText w:val="o"/>
+      <w:lvlJc w:val="left"/>
+      <w:pPr>
+        <w:ind w:left="7898" w:hanging="360"/>
+      </w:pPr>
+      <w:rPr>
+        <w:rFonts w:ascii="Courier New" w:hAnsi="Courier New" w:cs="Courier New" w:hint="default"/>
+      </w:rPr>
+    </w:lvl>
+    <w:lvl w:ilvl="8" w:tplc="04190005" w:tentative="1">
+      <w:start w:val="1"/>
+      <w:numFmt w:val="bullet"/>
+      <w:lvlText w:val=""/>
+      <w:lvlJc w:val="left"/>
+      <w:pPr>
+        <w:ind w:left="8618" w:hanging="360"/>
+      </w:pPr>
+      <w:rPr>
+        <w:rFonts w:ascii="Wingdings" w:hAnsi="Wingdings" w:hint="default"/>
+      </w:rPr>
+    </w:lvl>
+  </w:abstractNum>
+  <w:num w:numId="1" w16cid:durableId="1986081751">
     <w:abstractNumId w:val="2"/>
   </w:num>
-  <w:num w:numId="2">
+  <w:num w:numId="2" w16cid:durableId="708259197">
+    <w:abstractNumId w:val="5"/>
+  </w:num>
+  <w:num w:numId="3" w16cid:durableId="1361466204">
+    <w:abstractNumId w:val="3"/>
+  </w:num>
+  <w:num w:numId="4" w16cid:durableId="1782145311">
+    <w:abstractNumId w:val="1"/>
+  </w:num>
+  <w:num w:numId="5" w16cid:durableId="1608269755">
+    <w:abstractNumId w:val="0"/>
+  </w:num>
+  <w:num w:numId="6" w16cid:durableId="1320503586">
+    <w:abstractNumId w:val="8"/>
+  </w:num>
+  <w:num w:numId="7" w16cid:durableId="18238033">
+    <w:abstractNumId w:val="6"/>
+  </w:num>
+  <w:num w:numId="8" w16cid:durableId="1000159182">
     <w:abstractNumId w:val="4"/>
   </w:num>
-  <w:num w:numId="3">
-    <w:abstractNumId w:val="3"/>
-  </w:num>
-  <w:num w:numId="4">
-    <w:abstractNumId w:val="1"/>
-  </w:num>
-  <w:num w:numId="5">
-    <w:abstractNumId w:val="0"/>
+  <w:num w:numId="9" w16cid:durableId="1182161801">
+    <w:abstractNumId w:val="7"/>
   </w:num>
 </w:numbering>
 </file>
@@ -1800,18 +2508,18 @@
     <w:lsdException w:name="Unresolved Mention" w:semiHidden="1" w:unhideWhenUsed="1"/>
     <w:lsdException w:name="Smart Link" w:semiHidden="1" w:unhideWhenUsed="1"/>
   </w:latentStyles>
-  <w:style w:type="paragraph" w:default="1" w:styleId="a">
+  <w:style w:type="paragraph" w:default="1" w:styleId="Normal">
     <w:name w:val="Normal"/>
     <w:qFormat/>
     <w:rsid w:val="00A87963"/>
   </w:style>
-  <w:style w:type="character" w:default="1" w:styleId="a0">
+  <w:style w:type="character" w:default="1" w:styleId="DefaultParagraphFont">
     <w:name w:val="Default Paragraph Font"/>
     <w:uiPriority w:val="1"/>
     <w:semiHidden/>
     <w:unhideWhenUsed/>
   </w:style>
-  <w:style w:type="table" w:default="1" w:styleId="a1">
+  <w:style w:type="table" w:default="1" w:styleId="TableNormal">
     <w:name w:val="Normal Table"/>
     <w:uiPriority w:val="99"/>
     <w:semiHidden/>
@@ -1826,15 +2534,15 @@
       </w:tblCellMar>
     </w:tblPr>
   </w:style>
-  <w:style w:type="numbering" w:default="1" w:styleId="a2">
+  <w:style w:type="numbering" w:default="1" w:styleId="NoList">
     <w:name w:val="No List"/>
     <w:uiPriority w:val="99"/>
     <w:semiHidden/>
     <w:unhideWhenUsed/>
   </w:style>
-  <w:style w:type="paragraph" w:styleId="a3">
+  <w:style w:type="paragraph" w:styleId="NormalWeb">
     <w:name w:val="Normal (Web)"/>
-    <w:basedOn w:val="a"/>
+    <w:basedOn w:val="Normal"/>
     <w:uiPriority w:val="99"/>
     <w:unhideWhenUsed/>
     <w:rsid w:val="00A87963"/>
@@ -1848,10 +2556,10 @@
       <w:lang w:eastAsia="ru-RU"/>
     </w:rPr>
   </w:style>
-  <w:style w:type="paragraph" w:styleId="a4">
+  <w:style w:type="paragraph" w:styleId="BodyText">
     <w:name w:val="Body Text"/>
-    <w:basedOn w:val="a"/>
-    <w:link w:val="a5"/>
+    <w:basedOn w:val="Normal"/>
+    <w:link w:val="BodyTextChar"/>
     <w:uiPriority w:val="1"/>
     <w:qFormat/>
     <w:rsid w:val="00A87963"/>
@@ -1868,10 +2576,10 @@
       <w:lang w:eastAsia="ru-RU" w:bidi="ru-RU"/>
     </w:rPr>
   </w:style>
-  <w:style w:type="character" w:customStyle="1" w:styleId="a5">
-    <w:name w:val="Основной текст Знак"/>
-    <w:basedOn w:val="a0"/>
-    <w:link w:val="a4"/>
+  <w:style w:type="character" w:customStyle="1" w:styleId="BodyTextChar">
+    <w:name w:val="Body Text Char"/>
+    <w:basedOn w:val="DefaultParagraphFont"/>
+    <w:link w:val="BodyText"/>
     <w:uiPriority w:val="1"/>
     <w:rsid w:val="00A87963"/>
     <w:rPr>
@@ -1883,7 +2591,7 @@
   </w:style>
   <w:style w:type="paragraph" w:customStyle="1" w:styleId="21">
     <w:name w:val="Заголовок 21"/>
-    <w:basedOn w:val="a"/>
+    <w:basedOn w:val="Normal"/>
     <w:uiPriority w:val="1"/>
     <w:qFormat/>
     <w:rsid w:val="00A87963"/>
